--- a/docs/Course/MGS3701/03_Lecture_Note/LectureNote_Chad/PPT/chapter3/chapter3_notebook.docx
+++ b/docs/Course/MGS3701/03_Lecture_Note/LectureNote_Chad/PPT/chapter3/chapter3_notebook.docx
@@ -31,7 +31,7 @@
         <w:pStyle w:val="Date"/>
       </w:pPr>
       <w:r>
-        <w:t xml:space="preserve">Thu, 13 March 2025</w:t>
+        <w:t xml:space="preserve">Fri, 21 March 2025</w:t>
       </w:r>
     </w:p>
     <w:bookmarkStart w:id="20" w:name="table-3.2"/>

--- a/docs/Course/MGS3701/03_Lecture_Note/LectureNote_Chad/PPT/chapter3/chapter3_notebook.docx
+++ b/docs/Course/MGS3701/03_Lecture_Note/LectureNote_Chad/PPT/chapter3/chapter3_notebook.docx
@@ -31,7 +31,7 @@
         <w:pStyle w:val="Date"/>
       </w:pPr>
       <w:r>
-        <w:t xml:space="preserve">Fri, 21 March 2025</w:t>
+        <w:t xml:space="preserve">Sat, 22 March 2025</w:t>
       </w:r>
     </w:p>
     <w:bookmarkStart w:id="20" w:name="table-3.2"/>

--- a/docs/Course/MGS3701/03_Lecture_Note/LectureNote_Chad/PPT/chapter3/chapter3_notebook.docx
+++ b/docs/Course/MGS3701/03_Lecture_Note/LectureNote_Chad/PPT/chapter3/chapter3_notebook.docx
@@ -7,25 +7,7 @@
         <w:pStyle w:val="Title"/>
       </w:pPr>
       <w:r>
-        <w:t xml:space="preserve">[Lecture</w:t>
-      </w:r>
-      <w:r>
-        <w:t xml:space="preserve"> </w:t>
-      </w:r>
-      <w:r>
-        <w:t xml:space="preserve">Notebook]</w:t>
-      </w:r>
-      <w:r>
-        <w:t xml:space="preserve"> </w:t>
-      </w:r>
-      <w:r>
-        <w:t xml:space="preserve">Data</w:t>
-      </w:r>
-      <w:r>
-        <w:t xml:space="preserve"> </w:t>
-      </w:r>
-      <w:r>
-        <w:t xml:space="preserve">Visualization</w:t>
+        <w:t xml:space="preserve">[Lecture Notebook] Data Visualization</w:t>
       </w:r>
     </w:p>
     <w:p>
@@ -33,31 +15,7 @@
         <w:pStyle w:val="Subtitle"/>
       </w:pPr>
       <w:r>
-        <w:t xml:space="preserve">MGS3701</w:t>
-      </w:r>
-      <w:r>
-        <w:t xml:space="preserve"> </w:t>
-      </w:r>
-      <w:r>
-        <w:t xml:space="preserve">Data</w:t>
-      </w:r>
-      <w:r>
-        <w:t xml:space="preserve"> </w:t>
-      </w:r>
-      <w:r>
-        <w:t xml:space="preserve">Mining,</w:t>
-      </w:r>
-      <w:r>
-        <w:t xml:space="preserve"> </w:t>
-      </w:r>
-      <w:r>
-        <w:t xml:space="preserve">Spring</w:t>
-      </w:r>
-      <w:r>
-        <w:t xml:space="preserve"> </w:t>
-      </w:r>
-      <w:r>
-        <w:t xml:space="preserve">2025</w:t>
+        <w:t xml:space="preserve">MGS3701 Data Mining, Spring 2025</w:t>
       </w:r>
     </w:p>
     <w:p>
@@ -65,19 +23,7 @@
         <w:pStyle w:val="Author"/>
       </w:pPr>
       <w:r>
-        <w:t xml:space="preserve">Chad</w:t>
-      </w:r>
-      <w:r>
-        <w:t xml:space="preserve"> </w:t>
-      </w:r>
-      <w:r>
-        <w:t xml:space="preserve">(Chungil</w:t>
-      </w:r>
-      <w:r>
-        <w:t xml:space="preserve"> </w:t>
-      </w:r>
-      <w:r>
-        <w:t xml:space="preserve">Chae)</w:t>
+        <w:t xml:space="preserve">Chad (Chungil Chae)</w:t>
       </w:r>
     </w:p>
     <w:p>
@@ -85,33 +31,7 @@
         <w:pStyle w:val="Date"/>
       </w:pPr>
       <w:r>
-        <w:t xml:space="preserve">Sun,</w:t>
-      </w:r>
-      <w:r>
-        <w:t xml:space="preserve"> </w:t>
-      </w:r>
-      <w:r>
-        <w:t xml:space="preserve">25</w:t>
-      </w:r>
-      <w:r>
-        <w:t xml:space="preserve"> </w:t>
-      </w:r>
-      <w:r>
-        <w:t xml:space="preserve">May</w:t>
-      </w:r>
-      <w:r>
-        <w:t xml:space="preserve"> </w:t>
-      </w:r>
-      <w:r>
-        <w:t xml:space="preserve">2025</w:t>
-      </w:r>
-    </w:p>
-    <w:p>
-      <w:pPr>
-        <w:pStyle w:val="AbstractTitle"/>
-      </w:pPr>
-      <w:r>
-        <w:t xml:space="preserve">Abstract</w:t>
+        <w:t xml:space="preserve">Mon, 26 May 2025</w:t>
       </w:r>
     </w:p>
     <w:bookmarkStart w:id="20" w:name="table-3.2"/>
@@ -499,44 +419,6 @@
           <w:rStyle w:val="VerbatimChar"/>
         </w:rPr>
         <w:t xml:space="preserve">  as.zoo.data.frame zoo </w:t>
-      </w:r>
-    </w:p>
-    <w:p>
-      <w:pPr>
-        <w:pStyle w:val="SourceCode"/>
-      </w:pPr>
-      <w:r>
-        <w:rPr>
-          <w:rStyle w:val="VerbatimChar"/>
-        </w:rPr>
-        <w:t xml:space="preserve">Registered S3 methods overwritten by 'forecast':</w:t>
-      </w:r>
-      <w:r>
-        <w:br/>
-      </w:r>
-      <w:r>
-        <w:rPr>
-          <w:rStyle w:val="VerbatimChar"/>
-        </w:rPr>
-        <w:t xml:space="preserve">  method  from </w:t>
-      </w:r>
-      <w:r>
-        <w:br/>
-      </w:r>
-      <w:r>
-        <w:rPr>
-          <w:rStyle w:val="VerbatimChar"/>
-        </w:rPr>
-        <w:t xml:space="preserve">  head.ts stats</w:t>
-      </w:r>
-      <w:r>
-        <w:br/>
-      </w:r>
-      <w:r>
-        <w:rPr>
-          <w:rStyle w:val="VerbatimChar"/>
-        </w:rPr>
-        <w:t xml:space="preserve">  tail.ts stats</w:t>
       </w:r>
     </w:p>
     <w:p>
@@ -6794,13 +6676,7 @@
         <w:t xml:space="preserve"> </w:t>
       </w:r>
       <w:r>
-        <w:t xml:space="preserve">‘</w:t>
-      </w:r>
-      <w:r>
-        <w:t xml:space="preserve">x</w:t>
-      </w:r>
-      <w:r>
-        <w:t xml:space="preserve">’</w:t>
+        <w:t xml:space="preserve">‘x’</w:t>
       </w:r>
       <w:r>
         <w:t xml:space="preserve">,</w:t>
@@ -6809,13 +6685,7 @@
         <w:t xml:space="preserve"> </w:t>
       </w:r>
       <w:r>
-        <w:t xml:space="preserve">‘</w:t>
-      </w:r>
-      <w:r>
-        <w:t xml:space="preserve">y</w:t>
-      </w:r>
-      <w:r>
-        <w:t xml:space="preserve">’</w:t>
+        <w:t xml:space="preserve">‘y’</w:t>
       </w:r>
       <w:r>
         <w:t xml:space="preserve">, or</w:t>
@@ -6824,13 +6694,7 @@
         <w:t xml:space="preserve"> </w:t>
       </w:r>
       <w:r>
-        <w:t xml:space="preserve">‘</w:t>
-      </w:r>
-      <w:r>
-        <w:t xml:space="preserve">xy</w:t>
-      </w:r>
-      <w:r>
-        <w:t xml:space="preserve">’</w:t>
+        <w:t xml:space="preserve">‘xy’</w:t>
       </w:r>
       <w:r>
         <w:t xml:space="preserve">.</w:t>
@@ -13866,7 +13730,7 @@
   </w:style>
   <w:style w:styleId="Subtitle" w:type="paragraph">
     <w:name w:val="Subtitle"/>
-    <w:basedOn w:val="Normal"/>
+    <w:basedOn w:val="Title"/>
     <w:next w:val="BodyText"/>
     <w:link w:val="SubtitleChar"/>
     <w:uiPriority w:val="11"/>
@@ -13879,7 +13743,6 @@
     </w:pPr>
     <w:rPr>
       <w:rFonts w:cstheme="majorBidi" w:eastAsiaTheme="majorEastAsia"/>
-      <w:color w:themeColor="text1" w:themeTint="A6" w:val="595959"/>
       <w:spacing w:val="15"/>
       <w:sz w:val="28"/>
       <w:szCs w:val="28"/>
@@ -13932,7 +13795,6 @@
     </w:pPr>
     <w:rPr>
       <w:b/>
-      <w:color w:val="345A8A"/>
       <w:sz w:val="20"/>
       <w:szCs w:val="20"/>
     </w:rPr>
